--- a/sem2/manual_2_oop/lab03/RIS-25-2B-Ilinov-lab03-otchet.docx
+++ b/sem2/manual_2_oop/lab03/RIS-25-2B-Ilinov-lab03-otchet.docx
@@ -220,7 +220,18 @@
           <w:szCs w:val="24"/>
           <w:lang w:val="ru-RU"/>
         </w:rPr>
-        <w:t>Лабораторная работа №1</w:t>
+        <w:t>Лабораторная работа №</w:t>
+      </w:r>
+      <w:r>
+        <w:rPr>
+          <w:rFonts w:cs="Times New Roman" w:ascii="Times New Roman" w:hAnsi="Times New Roman"/>
+          <w:b/>
+          <w:bCs/>
+          <w:sz w:val="24"/>
+          <w:szCs w:val="24"/>
+          <w:lang w:val="ru-RU"/>
+        </w:rPr>
+        <w:t>3</w:t>
       </w:r>
     </w:p>
     <w:p>
@@ -249,29 +260,7 @@
           <w:szCs w:val="24"/>
           <w:lang w:val="ru-RU"/>
         </w:rPr>
-        <w:t xml:space="preserve">Классы и объекты. </w:t>
-      </w:r>
-      <w:r>
-        <w:rPr>
-          <w:rFonts w:cs="Times New Roman" w:ascii="times new roman" w:hAnsi="times new roman"/>
-          <w:b/>
-          <w:bCs/>
-          <w:sz w:val="24"/>
-          <w:szCs w:val="24"/>
-          <w:lang w:val="ru-RU"/>
-        </w:rPr>
-        <w:t>Перегрузка операторов</w:t>
-      </w:r>
-      <w:r>
-        <w:rPr>
-          <w:rFonts w:cs="Times New Roman" w:ascii="times new roman" w:hAnsi="times new roman"/>
-          <w:b/>
-          <w:bCs/>
-          <w:sz w:val="24"/>
-          <w:szCs w:val="24"/>
-          <w:lang w:val="ru-RU"/>
-        </w:rPr>
-        <w:t>.</w:t>
+        <w:t>Классы и объекты. Перегрузка операторов.</w:t>
       </w:r>
       <w:r>
         <w:rPr>
@@ -656,7 +645,6 @@
       <w:r>
         <w:rPr>
           <w:rFonts w:cs="Times New Roman" w:ascii="Times New Roman" w:hAnsi="Times New Roman"/>
-          <w:iCs/>
           <w:sz w:val="24"/>
           <w:szCs w:val="24"/>
           <w:lang w:val="ru-RU"/>
@@ -750,17 +738,7 @@
           <w:szCs w:val="24"/>
           <w:lang w:val="ru-RU"/>
         </w:rPr>
-        <w:t>а)</w:t>
-      </w:r>
-      <w:r>
-        <w:rPr>
-          <w:rFonts w:cs="Times New Roman" w:ascii="Times New Roman" w:hAnsi="Times New Roman"/>
-          <w:iCs/>
-          <w:sz w:val="24"/>
-          <w:szCs w:val="24"/>
-          <w:lang w:val="ru-RU"/>
-        </w:rPr>
-        <w:t xml:space="preserve"> вычитание пар чисел</w:t>
+        <w:t>а) вычитание пар чисел</w:t>
       </w:r>
     </w:p>
     <w:p>
@@ -783,17 +761,7 @@
           <w:szCs w:val="24"/>
           <w:lang w:val="ru-RU"/>
         </w:rPr>
-        <w:t>б)</w:t>
-      </w:r>
-      <w:r>
-        <w:rPr>
-          <w:rFonts w:cs="Times New Roman" w:ascii="Times New Roman" w:hAnsi="Times New Roman"/>
-          <w:iCs/>
-          <w:sz w:val="24"/>
-          <w:szCs w:val="24"/>
-          <w:lang w:val="ru-RU"/>
-        </w:rPr>
-        <w:t xml:space="preserve"> добавление константы к паре (увеличивается первое число, если константа целая, второе, если константа вещественная).</w:t>
+        <w:t>б) добавление константы к паре (увеличивается первое число, если константа целая, второе, если константа вещественная).</w:t>
       </w:r>
     </w:p>
     <w:p>
@@ -1005,34 +973,13 @@
           <w:szCs w:val="24"/>
           <w:lang w:val="ru-RU"/>
         </w:rPr>
-        <w:t xml:space="preserve">КОД </w:t>
-      </w:r>
-      <w:r>
-        <w:rPr>
-          <w:rFonts w:eastAsia="Times New Roman" w:cs="Times New Roman" w:ascii="Times New Roman" w:hAnsi="Times New Roman"/>
-          <w:iCs/>
-          <w:sz w:val="24"/>
-          <w:szCs w:val="24"/>
-          <w:lang w:val="ru-RU"/>
-        </w:rPr>
-        <w:t>Pair</w:t>
-      </w:r>
-      <w:r>
-        <w:rPr>
-          <w:rFonts w:eastAsia="Times New Roman" w:cs="Times New Roman" w:ascii="Times New Roman" w:hAnsi="Times New Roman"/>
-          <w:iCs/>
-          <w:sz w:val="24"/>
-          <w:szCs w:val="24"/>
-          <w:lang w:val="ru-RU"/>
-        </w:rPr>
-        <w:t>.h</w:t>
+        <w:t>КОД Pair.h</w:t>
       </w:r>
     </w:p>
     <w:p>
       <w:pPr>
         <w:pStyle w:val="Normal"/>
-        <w:pBdr/>
-        <w:shd w:fill="FFFFFF" w:val="clear"/>
+        <w:shd w:val="clear" w:fill="FFFFFF"/>
         <w:rPr>
           <w:rFonts w:ascii="JetBrains Mono" w:hAnsi="JetBrains Mono"/>
           <w:b w:val="false"/>
@@ -2188,34 +2135,13 @@
           <w:szCs w:val="24"/>
           <w:lang w:val="ru-RU"/>
         </w:rPr>
-        <w:t xml:space="preserve">КОД </w:t>
-      </w:r>
-      <w:r>
-        <w:rPr>
-          <w:rFonts w:eastAsia="Times New Roman" w:cs="Times New Roman" w:ascii="Times New Roman" w:hAnsi="Times New Roman"/>
-          <w:iCs/>
-          <w:sz w:val="24"/>
-          <w:szCs w:val="24"/>
-          <w:lang w:val="ru-RU"/>
-        </w:rPr>
-        <w:t>Pair</w:t>
-      </w:r>
-      <w:r>
-        <w:rPr>
-          <w:rFonts w:eastAsia="Times New Roman" w:cs="Times New Roman" w:ascii="Times New Roman" w:hAnsi="Times New Roman"/>
-          <w:iCs/>
-          <w:sz w:val="24"/>
-          <w:szCs w:val="24"/>
-          <w:lang w:val="ru-RU"/>
-        </w:rPr>
-        <w:t>.cpp</w:t>
+        <w:t>КОД Pair.cpp</w:t>
       </w:r>
     </w:p>
     <w:p>
       <w:pPr>
         <w:pStyle w:val="Normal"/>
-        <w:pBdr/>
-        <w:shd w:fill="FFFFFF" w:val="clear"/>
+        <w:shd w:val="clear" w:fill="FFFFFF"/>
         <w:rPr>
           <w:rFonts w:ascii="JetBrains Mono" w:hAnsi="JetBrains Mono"/>
           <w:b w:val="false"/>
@@ -5346,8 +5272,7 @@
     <w:p>
       <w:pPr>
         <w:pStyle w:val="Normal"/>
-        <w:pBdr/>
-        <w:shd w:fill="FFFFFF" w:val="clear"/>
+        <w:shd w:val="clear" w:fill="FFFFFF"/>
         <w:rPr>
           <w:rFonts w:ascii="JetBrains Mono" w:hAnsi="JetBrains Mono"/>
           <w:b w:val="false"/>
@@ -6909,8 +6834,7 @@
     <w:p>
       <w:pPr>
         <w:pStyle w:val="Normal"/>
-        <w:pBdr/>
-        <w:shd w:fill="FFFFFF" w:val="clear"/>
+        <w:shd w:val="clear" w:fill="FFFFFF"/>
         <w:spacing w:before="0" w:after="160"/>
         <w:rPr>
           <w:rFonts w:ascii="JetBrains Mono" w:hAnsi="JetBrains Mono"/>
@@ -6928,17 +6852,7 @@
           <w:color w:val="080808"/>
           <w:sz w:val="20"/>
         </w:rPr>
-        <w:t xml:space="preserve">1. </w:t>
-      </w:r>
-      <w:r>
-        <w:rPr>
-          <w:rFonts w:ascii="JetBrains Mono" w:hAnsi="JetBrains Mono"/>
-          <w:b w:val="false"/>
-          <w:i w:val="false"/>
-          <w:color w:val="080808"/>
-          <w:sz w:val="20"/>
-        </w:rPr>
-        <w:t>Для чего используются дружественные функции и классы?</w:t>
+        <w:t>1. Для чего используются дружественные функции и классы?</w:t>
         <w:br/>
         <w:t>Для доступа к приватным полям вне методов класса.</w:t>
         <w:br/>
@@ -7415,7 +7329,7 @@
     <w:pPr>
       <w:widowControl/>
       <w:suppressAutoHyphens w:val="true"/>
-      <w:overflowPunct w:val="true"/>
+      <w:overflowPunct w:val="false"/>
       <w:bidi w:val="0"/>
       <w:spacing w:lineRule="auto" w:line="259" w:before="0" w:after="160"/>
       <w:jc w:val="left"/>
